--- a/SCRIPT_PDFS/SCRIPS_DOCUMENTADOS/PDF CALIDAD/IPS CON MEDICION 4 INDICADORES/4 indicadores.docx
+++ b/SCRIPT_PDFS/SCRIPS_DOCUMENTADOS/PDF CALIDAD/IPS CON MEDICION 4 INDICADORES/4 indicadores.docx
@@ -8540,7 +8540,23 @@
                 <w:sz w:val="20"/>
                 <w:szCs w:val="20"/>
               </w:rPr>
-              <w:t xml:space="preserve"> registrar la información de manera oportuna en las bitácoras del aplicativo Cuida 2.0, en referencia a la programación de los servicios solicitados por los afiliados, teniendo en cuenta que esta información es esencial para efectuar el seguimiento completo y para prevenir efectos negativos en la calificación de la IPS. Con los resultados evaluados en el trimestre 2025 </w:t>
+              <w:t xml:space="preserve"> registrar la información de manera oportuna en las bitácoras del aplicativo Cuida 2.0, en referencia a la programación de los servicios solicitados por los afiliados, teniendo en cuenta que esta información es esencial para efectuar el seguimiento completo y para prevenir efectos negativos en la calificación de la IPS. Con los resultados evaluados en el trimestre 202</w:t>
+            </w:r>
+            <w:r>
+              <w:rPr>
+                <w:rFonts w:ascii="Arial" w:hAnsi="Arial" w:cs="Arial"/>
+                <w:sz w:val="20"/>
+                <w:szCs w:val="20"/>
+              </w:rPr>
+              <w:t>6</w:t>
+            </w:r>
+            <w:r>
+              <w:rPr>
+                <w:rFonts w:ascii="Arial" w:hAnsi="Arial" w:cs="Arial"/>
+                <w:sz w:val="20"/>
+                <w:szCs w:val="20"/>
+              </w:rPr>
+              <w:t xml:space="preserve"> </w:t>
             </w:r>
             <w:proofErr w:type="spellStart"/>
             <w:r>
@@ -8560,7 +8576,15 @@
                 <w:sz w:val="20"/>
                 <w:szCs w:val="20"/>
               </w:rPr>
-              <w:t xml:space="preserve">, </w:t>
+              <w:t>,</w:t>
+            </w:r>
+            <w:r>
+              <w:rPr>
+                <w:rFonts w:ascii="Arial" w:hAnsi="Arial" w:cs="Arial"/>
+                <w:sz w:val="20"/>
+                <w:szCs w:val="20"/>
+              </w:rPr>
+              <w:t xml:space="preserve"> </w:t>
             </w:r>
             <w:r>
               <w:rPr>
@@ -12654,12 +12678,14 @@
 </file>
 
 <file path=customXml/item1.xml><?xml version="1.0" encoding="utf-8"?>
-<?mso-contentType ?>
-<FormTemplates xmlns="http://schemas.microsoft.com/sharepoint/v3/contenttype/forms">
-  <Display>DocumentLibraryForm</Display>
-  <Edit>DocumentLibraryForm</Edit>
-  <New>DocumentLibraryForm</New>
-</FormTemplates>
+<p:properties xmlns:p="http://schemas.microsoft.com/office/2006/metadata/properties" xmlns:xsi="http://www.w3.org/2001/XMLSchema-instance" xmlns:pc="http://schemas.microsoft.com/office/infopath/2007/PartnerControls">
+  <documentManagement>
+    <lcf76f155ced4ddcb4097134ff3c332f xmlns="8fdaa9ae-9629-43e8-b999-4a109998d624">
+      <Terms xmlns="http://schemas.microsoft.com/office/infopath/2007/PartnerControls"/>
+    </lcf76f155ced4ddcb4097134ff3c332f>
+    <TaxCatchAll xmlns="676d5b36-f216-4954-be05-d616da7a8256" xsi:nil="true"/>
+  </documentManagement>
+</p:properties>
 </file>
 
 <file path=customXml/item2.xml><?xml version="1.0" encoding="utf-8"?>
@@ -12844,20 +12870,21 @@
 </file>
 
 <file path=customXml/item3.xml><?xml version="1.0" encoding="utf-8"?>
-<p:properties xmlns:p="http://schemas.microsoft.com/office/2006/metadata/properties" xmlns:xsi="http://www.w3.org/2001/XMLSchema-instance" xmlns:pc="http://schemas.microsoft.com/office/infopath/2007/PartnerControls">
-  <documentManagement>
-    <lcf76f155ced4ddcb4097134ff3c332f xmlns="8fdaa9ae-9629-43e8-b999-4a109998d624">
-      <Terms xmlns="http://schemas.microsoft.com/office/infopath/2007/PartnerControls"/>
-    </lcf76f155ced4ddcb4097134ff3c332f>
-    <TaxCatchAll xmlns="676d5b36-f216-4954-be05-d616da7a8256" xsi:nil="true"/>
-  </documentManagement>
-</p:properties>
+<?mso-contentType ?>
+<FormTemplates xmlns="http://schemas.microsoft.com/sharepoint/v3/contenttype/forms">
+  <Display>DocumentLibraryForm</Display>
+  <Edit>DocumentLibraryForm</Edit>
+  <New>DocumentLibraryForm</New>
+</FormTemplates>
 </file>
 
 <file path=customXml/itemProps1.xml><?xml version="1.0" encoding="utf-8"?>
-<ds:datastoreItem xmlns:ds="http://schemas.openxmlformats.org/officeDocument/2006/customXml" ds:itemID="{32D1B4BC-1547-4725-BB2C-55591664F1DF}">
+<ds:datastoreItem xmlns:ds="http://schemas.openxmlformats.org/officeDocument/2006/customXml" ds:itemID="{BB55230C-2D4C-4A6F-9FD2-15378D7F198B}">
   <ds:schemaRefs>
-    <ds:schemaRef ds:uri="http://schemas.microsoft.com/sharepoint/v3/contenttype/forms"/>
+    <ds:schemaRef ds:uri="http://schemas.microsoft.com/office/2006/metadata/properties"/>
+    <ds:schemaRef ds:uri="http://schemas.microsoft.com/office/infopath/2007/PartnerControls"/>
+    <ds:schemaRef ds:uri="8fdaa9ae-9629-43e8-b999-4a109998d624"/>
+    <ds:schemaRef ds:uri="676d5b36-f216-4954-be05-d616da7a8256"/>
   </ds:schemaRefs>
 </ds:datastoreItem>
 </file>
@@ -12882,12 +12909,9 @@
 </file>
 
 <file path=customXml/itemProps3.xml><?xml version="1.0" encoding="utf-8"?>
-<ds:datastoreItem xmlns:ds="http://schemas.openxmlformats.org/officeDocument/2006/customXml" ds:itemID="{BB55230C-2D4C-4A6F-9FD2-15378D7F198B}">
+<ds:datastoreItem xmlns:ds="http://schemas.openxmlformats.org/officeDocument/2006/customXml" ds:itemID="{32D1B4BC-1547-4725-BB2C-55591664F1DF}">
   <ds:schemaRefs>
-    <ds:schemaRef ds:uri="http://schemas.microsoft.com/office/2006/metadata/properties"/>
-    <ds:schemaRef ds:uri="http://schemas.microsoft.com/office/infopath/2007/PartnerControls"/>
-    <ds:schemaRef ds:uri="8fdaa9ae-9629-43e8-b999-4a109998d624"/>
-    <ds:schemaRef ds:uri="676d5b36-f216-4954-be05-d616da7a8256"/>
+    <ds:schemaRef ds:uri="http://schemas.microsoft.com/sharepoint/v3/contenttype/forms"/>
   </ds:schemaRefs>
 </ds:datastoreItem>
 </file>